--- a/docs/BIL401_Final_Report_IEEE.docx
+++ b/docs/BIL401_Final_Report_IEEE.docx
@@ -19,6 +19,12 @@
           <w:szCs w:val="40"/>
         </w:rPr>
         <w:t xml:space="preserve">A Simulated Flash-Sale Distributed Data Pipeline: Integrating Kafka, Spark, and Citus on Docker Compose</w:t>
+      </w:r>
+      <w:r>
+        <w:rPr>
+          <w:rStyle w:val="FootnoteReference"/>
+        </w:rPr>
+        <w:footnoteReference w:id="1"/>
       </w:r>
     </w:p>
     <w:p>
@@ -9343,6 +9349,85 @@
       </w:r>
       <w:r>
         <w:continuationSeparator/>
+      </w:r>
+    </w:p>
+  </w:footnote>
+  <w:footnote w:id="1">
+    <w:p>
+      <w:pPr>
+        <w:spacing w:after="0" w:line="210"/>
+        <w:jc w:val="both"/>
+      </w:pPr>
+      <w:r>
+        <w:rPr>
+          <w:rStyle w:val="FootnoteReference"/>
+        </w:rPr>
+        <w:footnoteRef/>
+      </w:r>
+      <w:r>
+        <w:rPr>
+          <w:rFonts w:ascii="Times New Roman" w:cs="Times New Roman" w:eastAsia="Times New Roman" w:hAnsi="Times New Roman"/>
+          <w:b w:val="false"/>
+          <w:bCs w:val="false"/>
+          <w:i w:val="false"/>
+          <w:iCs w:val="false"/>
+          <w:smallCaps w:val="false"/>
+          <w:sz w:val="16"/>
+          <w:szCs w:val="16"/>
+        </w:rPr>
+        <w:t xml:space="preserve">Source code and full reproduction instructions: </w:t>
+      </w:r>
+      <w:r>
+        <w:rPr>
+          <w:rFonts w:ascii="Times New Roman" w:cs="Times New Roman" w:eastAsia="Times New Roman" w:hAnsi="Times New Roman"/>
+          <w:b w:val="false"/>
+          <w:bCs w:val="false"/>
+          <w:i w:val="false"/>
+          <w:iCs w:val="false"/>
+          <w:smallCaps w:val="false"/>
+          <w:sz w:val="16"/>
+          <w:szCs w:val="16"/>
+        </w:rPr>
+        <w:t xml:space="preserve">https://github.com/Metekilic0/Flash-sale-system-project</w:t>
+      </w:r>
+      <w:r>
+        <w:rPr>
+          <w:rFonts w:ascii="Times New Roman" w:cs="Times New Roman" w:eastAsia="Times New Roman" w:hAnsi="Times New Roman"/>
+          <w:b w:val="false"/>
+          <w:bCs w:val="false"/>
+          <w:i w:val="false"/>
+          <w:iCs w:val="false"/>
+          <w:smallCaps w:val="false"/>
+          <w:sz w:val="16"/>
+          <w:szCs w:val="16"/>
+        </w:rPr>
+        <w:t xml:space="preserve">. The dataset is fully synthetic and generated at runtime by the producer; no static data file is distributed. It can be reproduced with </w:t>
+      </w:r>
+      <w:r>
+        <w:rPr>
+          <w:rFonts w:ascii="Consolas" w:cs="Consolas" w:eastAsia="Consolas" w:hAnsi="Consolas"/>
+          <w:b w:val="false"/>
+          <w:bCs w:val="false"/>
+          <w:i w:val="false"/>
+          <w:iCs w:val="false"/>
+          <w:smallCaps w:val="false"/>
+          <w:sz w:val="16"/>
+          <w:szCs w:val="16"/>
+        </w:rPr>
+        <w:t xml:space="preserve">docker compose up -d --build</w:t>
+      </w:r>
+      <w:r>
+        <w:rPr>
+          <w:rFonts w:ascii="Times New Roman" w:cs="Times New Roman" w:eastAsia="Times New Roman" w:hAnsi="Times New Roman"/>
+          <w:b w:val="false"/>
+          <w:bCs w:val="false"/>
+          <w:i w:val="false"/>
+          <w:iCs w:val="false"/>
+          <w:smallCaps w:val="false"/>
+          <w:sz w:val="16"/>
+          <w:szCs w:val="16"/>
+        </w:rPr>
+        <w:t xml:space="preserve">.</w:t>
       </w:r>
     </w:p>
   </w:footnote>
